--- a/docs/PVPP_Volume_Six_Runtime_API_Reference_v0_3_Beta_Developer_Core_and_First_Native_Application.docx
+++ b/docs/PVPP_Volume_Six_Runtime_API_Reference_v0_3_Beta_Developer_Core_and_First_Native_Application.docx
@@ -54,7 +54,7 @@
     </w:p>
     <w:p>
       <w:r>
-        <w:t>This v0.3 pass adds the first deliberately v0.70-native teaching application. It was written against an untouched v0.70 checkout, not ported from an older custom PV-PP program.</w:t>
+        <w:t>This v0.4 pass retains the first deliberately v0.70-native teaching application and adds a documented inline execution-adapter pattern. The adapter is application-layer integration built against the frozen v0.70 interface; it does not add a generic function registry to the runtime and does not reopen Runtime Interface Freeze 1.</w:t>
       </w:r>
     </w:p>
     <w:p>
@@ -62,12 +62,12 @@
         <w:pStyle w:val="Heading1"/>
       </w:pPr>
       <w:r>
-        <w:t>2. Source Baseline Used for v0.3</w:t>
+        <w:t>2. Source Baseline Used for v0.3/v0.4</w:t>
       </w:r>
     </w:p>
     <w:p>
       <w:r>
-        <w:t>The v0.3 work used three sources: the frozen v0.70 package; the supplied Volume Six code-first inventory; and Volume Two only for still-useful scenario/model vocabulary. The supplied Volume Six file is labeled v0.1 in both its filename and internal title. The project brief refers to a v0.2 Developer Core, but that file was not present in the supplied attachments or located in the available file library. Therefore this draft does not claim to reproduce unseen v0.2 text; it advances the code-derived material directly.</w:t>
+        <w:t>The v0.3 baseline, retained for v0.4, used three sources: the frozen v0.70 package; the supplied Volume Six code-first inventory; and Volume Two only for still-useful scenario/model vocabulary. The supplied Volume Six file is labeled v0.1 in both its filename and internal title. The project brief refers to a v0.2 Developer Core, but that file was not present in the supplied attachments or located in the available file library. Therefore this draft does not claim to reproduce unseen v0.2 text; it advances the code-derived material directly.</w:t>
       </w:r>
     </w:p>
     <w:tbl>
@@ -2233,7 +2233,633 @@
         <w:pStyle w:val="Heading1"/>
       </w:pPr>
       <w:r>
-        <w:t>22. Recommended Beta Package Layout After v0.3</w:t>
+        <w:t>22. Building an Inline Execution Adapter</w:t>
+      </w:r>
+    </w:p>
+    <w:p>
+      <w:r>
+        <w:t>Runtime v0.70 does not provide a generic registry of arbitrary external functions and it is not, by itself, a transparent call-through proxy. Its execution boundary is nevertheless sufficient for a host application to build an inline mediator without changing the frozen runtime. The application can route proposed actions through an adapter, ask the runtime to evaluate and license the decision, and invoke the real host function only after a valid execution license has been produced.</w:t>
+      </w:r>
+    </w:p>
+    <w:p>
+      <w:r>
+        <w:t>This pattern is stronger than a passive sidecar because the adapter can sit directly in the application call path. The PV-PP runtime still owns the decision architecture and execution authority; the adapter owns dispatch to external code. The authoritative Layer-1 state transition remains host-owned.</w:t>
+      </w:r>
+    </w:p>
+    <w:p>
+      <w:pPr>
+        <w:pStyle w:val="Heading2"/>
+      </w:pPr>
+      <w:r>
+        <w:t>22.1 Call-Path Pattern</w:t>
+      </w:r>
+    </w:p>
+    <w:p>
+      <w:r>
+        <w:rPr>
+          <w:rFonts w:ascii="Consolas" w:hAnsi="Consolas"/>
+          <w:sz w:val="17"/>
+        </w:rPr>
+        <w:t>Application proposes action</w:t>
+      </w:r>
+    </w:p>
+    <w:p>
+      <w:r>
+        <w:rPr>
+          <w:rFonts w:ascii="Consolas" w:hAnsi="Consolas"/>
+          <w:sz w:val="17"/>
+        </w:rPr>
+        <w:t xml:space="preserve">    -&gt; execution adapter</w:t>
+      </w:r>
+    </w:p>
+    <w:p>
+      <w:r>
+        <w:rPr>
+          <w:rFonts w:ascii="Consolas" w:hAnsi="Consolas"/>
+          <w:sz w:val="17"/>
+        </w:rPr>
+        <w:t xml:space="preserve">    -&gt; PV-PP canonical decision cycle</w:t>
+      </w:r>
+    </w:p>
+    <w:p>
+      <w:r>
+        <w:rPr>
+          <w:rFonts w:ascii="Consolas" w:hAnsi="Consolas"/>
+          <w:sz w:val="17"/>
+        </w:rPr>
+        <w:t xml:space="preserve">    -&gt; Sigma selection and execution license</w:t>
+      </w:r>
+    </w:p>
+    <w:p>
+      <w:r>
+        <w:rPr>
+          <w:rFonts w:ascii="Consolas" w:hAnsi="Consolas"/>
+          <w:sz w:val="17"/>
+        </w:rPr>
+        <w:t xml:space="preserve">    -&gt; adapter verifies licensed action</w:t>
+      </w:r>
+    </w:p>
+    <w:p>
+      <w:r>
+        <w:rPr>
+          <w:rFonts w:ascii="Consolas" w:hAnsi="Consolas"/>
+          <w:sz w:val="17"/>
+        </w:rPr>
+        <w:t xml:space="preserve">    -&gt; adapter invokes registered host callable</w:t>
+      </w:r>
+    </w:p>
+    <w:p>
+      <w:r>
+        <w:rPr>
+          <w:rFonts w:ascii="Consolas" w:hAnsi="Consolas"/>
+          <w:sz w:val="17"/>
+        </w:rPr>
+        <w:t xml:space="preserve">    -&gt; adapter captures result/observation</w:t>
+      </w:r>
+    </w:p>
+    <w:p>
+      <w:r>
+        <w:rPr>
+          <w:rFonts w:ascii="Consolas" w:hAnsi="Consolas"/>
+          <w:sz w:val="17"/>
+        </w:rPr>
+        <w:t xml:space="preserve">    -&gt; epsilon completion and Layer-1 handoff</w:t>
+      </w:r>
+    </w:p>
+    <w:p>
+      <w:r>
+        <w:rPr>
+          <w:rFonts w:ascii="Consolas" w:hAnsi="Consolas"/>
+          <w:sz w:val="17"/>
+        </w:rPr>
+        <w:t xml:space="preserve">    -&gt; host-owned authoritative state transition</w:t>
+      </w:r>
+    </w:p>
+    <w:p>
+      <w:pPr>
+        <w:pStyle w:val="Heading2"/>
+      </w:pPr>
+      <w:r>
+        <w:t>22.2 Minimal Adapter Skeleton</w:t>
+      </w:r>
+    </w:p>
+    <w:p>
+      <w:r>
+        <w:t>The following is an application-layer pattern, not a new v0.70 API. Exact request construction and observation semantics remain domain-specific. The important property is that no external callable is dispatched merely because the application requested it; dispatch follows runtime selection and licensing.</w:t>
+      </w:r>
+    </w:p>
+    <w:p>
+      <w:r>
+        <w:rPr>
+          <w:rFonts w:ascii="Consolas" w:hAnsi="Consolas"/>
+          <w:sz w:val="15"/>
+        </w:rPr>
+        <w:t>class PVPPExecutionAdapter:</w:t>
+      </w:r>
+    </w:p>
+    <w:p>
+      <w:r>
+        <w:rPr>
+          <w:rFonts w:ascii="Consolas" w:hAnsi="Consolas"/>
+          <w:sz w:val="15"/>
+        </w:rPr>
+        <w:t xml:space="preserve">    def __init__(self, runtime):</w:t>
+      </w:r>
+    </w:p>
+    <w:p>
+      <w:r>
+        <w:rPr>
+          <w:rFonts w:ascii="Consolas" w:hAnsi="Consolas"/>
+          <w:sz w:val="15"/>
+        </w:rPr>
+        <w:t xml:space="preserve">        self.runtime = runtime</w:t>
+      </w:r>
+    </w:p>
+    <w:p>
+      <w:r>
+        <w:rPr>
+          <w:rFonts w:ascii="Consolas" w:hAnsi="Consolas"/>
+          <w:sz w:val="15"/>
+        </w:rPr>
+        <w:t xml:space="preserve">        self.handlers = {}</w:t>
+      </w:r>
+    </w:p>
+    <w:p>
+      <w:r>
+        <w:rPr>
+          <w:rFonts w:ascii="Consolas" w:hAnsi="Consolas"/>
+          <w:sz w:val="15"/>
+        </w:rPr>
+        <w:t xml:space="preserve"> </w:t>
+      </w:r>
+    </w:p>
+    <w:p>
+      <w:r>
+        <w:rPr>
+          <w:rFonts w:ascii="Consolas" w:hAnsi="Consolas"/>
+          <w:sz w:val="15"/>
+        </w:rPr>
+        <w:t xml:space="preserve">    def register_handler(self, action_id, fn):</w:t>
+      </w:r>
+    </w:p>
+    <w:p>
+      <w:r>
+        <w:rPr>
+          <w:rFonts w:ascii="Consolas" w:hAnsi="Consolas"/>
+          <w:sz w:val="15"/>
+        </w:rPr>
+        <w:t xml:space="preserve">        if action_id in self.handlers:</w:t>
+      </w:r>
+    </w:p>
+    <w:p>
+      <w:r>
+        <w:rPr>
+          <w:rFonts w:ascii="Consolas" w:hAnsi="Consolas"/>
+          <w:sz w:val="15"/>
+        </w:rPr>
+        <w:t xml:space="preserve">            raise ValueError(f"handler already registered: {action_id}")</w:t>
+      </w:r>
+    </w:p>
+    <w:p>
+      <w:r>
+        <w:rPr>
+          <w:rFonts w:ascii="Consolas" w:hAnsi="Consolas"/>
+          <w:sz w:val="15"/>
+        </w:rPr>
+        <w:t xml:space="preserve">        self.handlers[action_id] = fn</w:t>
+      </w:r>
+    </w:p>
+    <w:p>
+      <w:r>
+        <w:rPr>
+          <w:rFonts w:ascii="Consolas" w:hAnsi="Consolas"/>
+          <w:sz w:val="15"/>
+        </w:rPr>
+        <w:t xml:space="preserve"> </w:t>
+      </w:r>
+    </w:p>
+    <w:p>
+      <w:r>
+        <w:rPr>
+          <w:rFonts w:ascii="Consolas" w:hAnsi="Consolas"/>
+          <w:sz w:val="15"/>
+        </w:rPr>
+        <w:t xml:space="preserve">    def execute_decision(self, actual_state, request, *, episode_id, call_args=None):</w:t>
+      </w:r>
+    </w:p>
+    <w:p>
+      <w:r>
+        <w:rPr>
+          <w:rFonts w:ascii="Consolas" w:hAnsi="Consolas"/>
+          <w:sz w:val="15"/>
+        </w:rPr>
+        <w:t xml:space="preserve">        integrated = self.runtime.evaluate_integrated_canonical_cycle(actual_state, request)</w:t>
+      </w:r>
+    </w:p>
+    <w:p>
+      <w:r>
+        <w:rPr>
+          <w:rFonts w:ascii="Consolas" w:hAnsi="Consolas"/>
+          <w:sz w:val="15"/>
+        </w:rPr>
+        <w:t xml:space="preserve">        cycle = integrated.decision</w:t>
+      </w:r>
+    </w:p>
+    <w:p>
+      <w:r>
+        <w:rPr>
+          <w:rFonts w:ascii="Consolas" w:hAnsi="Consolas"/>
+          <w:sz w:val="15"/>
+        </w:rPr>
+        <w:t xml:space="preserve"> </w:t>
+      </w:r>
+    </w:p>
+    <w:p>
+      <w:r>
+        <w:rPr>
+          <w:rFonts w:ascii="Consolas" w:hAnsi="Consolas"/>
+          <w:sz w:val="15"/>
+        </w:rPr>
+        <w:t xml:space="preserve">        # Runtime authority: only a completed Sigma result may create execution authority.</w:t>
+      </w:r>
+    </w:p>
+    <w:p>
+      <w:r>
+        <w:rPr>
+          <w:rFonts w:ascii="Consolas" w:hAnsi="Consolas"/>
+          <w:sz w:val="15"/>
+        </w:rPr>
+        <w:t xml:space="preserve">        license = self.runtime.build_execution_license_from_cycle(</w:t>
+      </w:r>
+    </w:p>
+    <w:p>
+      <w:r>
+        <w:rPr>
+          <w:rFonts w:ascii="Consolas" w:hAnsi="Consolas"/>
+          <w:sz w:val="15"/>
+        </w:rPr>
+        <w:t xml:space="preserve">            cycle, request.domain_frame</w:t>
+      </w:r>
+    </w:p>
+    <w:p>
+      <w:r>
+        <w:rPr>
+          <w:rFonts w:ascii="Consolas" w:hAnsi="Consolas"/>
+          <w:sz w:val="15"/>
+        </w:rPr>
+        <w:t xml:space="preserve">        )</w:t>
+      </w:r>
+    </w:p>
+    <w:p>
+      <w:r>
+        <w:rPr>
+          <w:rFonts w:ascii="Consolas" w:hAnsi="Consolas"/>
+          <w:sz w:val="15"/>
+        </w:rPr>
+        <w:t xml:space="preserve"> </w:t>
+      </w:r>
+    </w:p>
+    <w:p>
+      <w:r>
+        <w:rPr>
+          <w:rFonts w:ascii="Consolas" w:hAnsi="Consolas"/>
+          <w:sz w:val="15"/>
+        </w:rPr>
+        <w:t xml:space="preserve">        if len(license.action_ids) != 1:</w:t>
+      </w:r>
+    </w:p>
+    <w:p>
+      <w:r>
+        <w:rPr>
+          <w:rFonts w:ascii="Consolas" w:hAnsi="Consolas"/>
+          <w:sz w:val="15"/>
+        </w:rPr>
+        <w:t xml:space="preserve">            raise RuntimeError("example adapter requires exactly one licensed host action")</w:t>
+      </w:r>
+    </w:p>
+    <w:p>
+      <w:r>
+        <w:rPr>
+          <w:rFonts w:ascii="Consolas" w:hAnsi="Consolas"/>
+          <w:sz w:val="15"/>
+        </w:rPr>
+        <w:t xml:space="preserve"> </w:t>
+      </w:r>
+    </w:p>
+    <w:p>
+      <w:r>
+        <w:rPr>
+          <w:rFonts w:ascii="Consolas" w:hAnsi="Consolas"/>
+          <w:sz w:val="15"/>
+        </w:rPr>
+        <w:t xml:space="preserve">        action_id = license.action_ids[0]</w:t>
+      </w:r>
+    </w:p>
+    <w:p>
+      <w:r>
+        <w:rPr>
+          <w:rFonts w:ascii="Consolas" w:hAnsi="Consolas"/>
+          <w:sz w:val="15"/>
+        </w:rPr>
+        <w:t xml:space="preserve">        handler = self.handlers.get(action_id)</w:t>
+      </w:r>
+    </w:p>
+    <w:p>
+      <w:r>
+        <w:rPr>
+          <w:rFonts w:ascii="Consolas" w:hAnsi="Consolas"/>
+          <w:sz w:val="15"/>
+        </w:rPr>
+        <w:t xml:space="preserve">        if handler is None:</w:t>
+      </w:r>
+    </w:p>
+    <w:p>
+      <w:r>
+        <w:rPr>
+          <w:rFonts w:ascii="Consolas" w:hAnsi="Consolas"/>
+          <w:sz w:val="15"/>
+        </w:rPr>
+        <w:t xml:space="preserve">            raise RuntimeError(f"no host handler registered for licensed action: {action_id}")</w:t>
+      </w:r>
+    </w:p>
+    <w:p>
+      <w:r>
+        <w:rPr>
+          <w:rFonts w:ascii="Consolas" w:hAnsi="Consolas"/>
+          <w:sz w:val="15"/>
+        </w:rPr>
+        <w:t xml:space="preserve"> </w:t>
+      </w:r>
+    </w:p>
+    <w:p>
+      <w:r>
+        <w:rPr>
+          <w:rFonts w:ascii="Consolas" w:hAnsi="Consolas"/>
+          <w:sz w:val="15"/>
+        </w:rPr>
+        <w:t xml:space="preserve">        # Application enforcement boundary: the real external effect occurs here.</w:t>
+      </w:r>
+    </w:p>
+    <w:p>
+      <w:r>
+        <w:rPr>
+          <w:rFonts w:ascii="Consolas" w:hAnsi="Consolas"/>
+          <w:sz w:val="15"/>
+        </w:rPr>
+        <w:t xml:space="preserve">        result = handler(**(call_args or {}))</w:t>
+      </w:r>
+    </w:p>
+    <w:p>
+      <w:r>
+        <w:rPr>
+          <w:rFonts w:ascii="Consolas" w:hAnsi="Consolas"/>
+          <w:sz w:val="15"/>
+        </w:rPr>
+        <w:t xml:space="preserve"> </w:t>
+      </w:r>
+    </w:p>
+    <w:p>
+      <w:r>
+        <w:rPr>
+          <w:rFonts w:ascii="Consolas" w:hAnsi="Consolas"/>
+          <w:sz w:val="15"/>
+        </w:rPr>
+        <w:t xml:space="preserve">        entry = self.runtime.instantiate_execution(</w:t>
+      </w:r>
+    </w:p>
+    <w:p>
+      <w:r>
+        <w:rPr>
+          <w:rFonts w:ascii="Consolas" w:hAnsi="Consolas"/>
+          <w:sz w:val="15"/>
+        </w:rPr>
+        <w:t xml:space="preserve">            episode_id, license, entry_sufficient=True, max_steps=2</w:t>
+      </w:r>
+    </w:p>
+    <w:p>
+      <w:r>
+        <w:rPr>
+          <w:rFonts w:ascii="Consolas" w:hAnsi="Consolas"/>
+          <w:sz w:val="15"/>
+        </w:rPr>
+        <w:t xml:space="preserve">        )</w:t>
+      </w:r>
+    </w:p>
+    <w:p>
+      <w:r>
+        <w:rPr>
+          <w:rFonts w:ascii="Consolas" w:hAnsi="Consolas"/>
+          <w:sz w:val="15"/>
+        </w:rPr>
+        <w:t xml:space="preserve">        terminal = self.runtime.advance_execution(</w:t>
+      </w:r>
+    </w:p>
+    <w:p>
+      <w:r>
+        <w:rPr>
+          <w:rFonts w:ascii="Consolas" w:hAnsi="Consolas"/>
+          <w:sz w:val="15"/>
+        </w:rPr>
+        <w:t xml:space="preserve">            entry.episode,</w:t>
+      </w:r>
+    </w:p>
+    <w:p>
+      <w:r>
+        <w:rPr>
+          <w:rFonts w:ascii="Consolas" w:hAnsi="Consolas"/>
+          <w:sz w:val="15"/>
+        </w:rPr>
+        <w:t xml:space="preserve">            ExecutionObservation(</w:t>
+      </w:r>
+    </w:p>
+    <w:p>
+      <w:r>
+        <w:rPr>
+          <w:rFonts w:ascii="Consolas" w:hAnsi="Consolas"/>
+          <w:sz w:val="15"/>
+        </w:rPr>
+        <w:t xml:space="preserve">                f"{episode_id}:host-result",</w:t>
+      </w:r>
+    </w:p>
+    <w:p>
+      <w:r>
+        <w:rPr>
+          <w:rFonts w:ascii="Consolas" w:hAnsi="Consolas"/>
+          <w:sz w:val="15"/>
+        </w:rPr>
+        <w:t xml:space="preserve">                completed=True,</w:t>
+      </w:r>
+    </w:p>
+    <w:p>
+      <w:r>
+        <w:rPr>
+          <w:rFonts w:ascii="Consolas" w:hAnsi="Consolas"/>
+          <w:sz w:val="15"/>
+        </w:rPr>
+        <w:t xml:space="preserve">                information={"action_id": action_id, "result": result},</w:t>
+      </w:r>
+    </w:p>
+    <w:p>
+      <w:r>
+        <w:rPr>
+          <w:rFonts w:ascii="Consolas" w:hAnsi="Consolas"/>
+          <w:sz w:val="15"/>
+        </w:rPr>
+        <w:t xml:space="preserve">            ),</w:t>
+      </w:r>
+    </w:p>
+    <w:p>
+      <w:r>
+        <w:rPr>
+          <w:rFonts w:ascii="Consolas" w:hAnsi="Consolas"/>
+          <w:sz w:val="15"/>
+        </w:rPr>
+        <w:t xml:space="preserve">        )</w:t>
+      </w:r>
+    </w:p>
+    <w:p>
+      <w:r>
+        <w:rPr>
+          <w:rFonts w:ascii="Consolas" w:hAnsi="Consolas"/>
+          <w:sz w:val="15"/>
+        </w:rPr>
+        <w:t xml:space="preserve"> </w:t>
+      </w:r>
+    </w:p>
+    <w:p>
+      <w:r>
+        <w:rPr>
+          <w:rFonts w:ascii="Consolas" w:hAnsi="Consolas"/>
+          <w:sz w:val="15"/>
+        </w:rPr>
+        <w:t xml:space="preserve">        handoff = self.runtime.build_layer1_transition_handoff(terminal)</w:t>
+      </w:r>
+    </w:p>
+    <w:p>
+      <w:r>
+        <w:rPr>
+          <w:rFonts w:ascii="Consolas" w:hAnsi="Consolas"/>
+          <w:sz w:val="15"/>
+        </w:rPr>
+        <w:t xml:space="preserve">        transition = self.runtime.apply_layer1_transition(actual_state, handoff)</w:t>
+      </w:r>
+    </w:p>
+    <w:p>
+      <w:r>
+        <w:rPr>
+          <w:rFonts w:ascii="Consolas" w:hAnsi="Consolas"/>
+          <w:sz w:val="15"/>
+        </w:rPr>
+        <w:t xml:space="preserve">        validation = self.runtime.validate_layer1_transition_result(</w:t>
+      </w:r>
+    </w:p>
+    <w:p>
+      <w:r>
+        <w:rPr>
+          <w:rFonts w:ascii="Consolas" w:hAnsi="Consolas"/>
+          <w:sz w:val="15"/>
+        </w:rPr>
+        <w:t xml:space="preserve">            actual_state, handoff, transition</w:t>
+      </w:r>
+    </w:p>
+    <w:p>
+      <w:r>
+        <w:rPr>
+          <w:rFonts w:ascii="Consolas" w:hAnsi="Consolas"/>
+          <w:sz w:val="15"/>
+        </w:rPr>
+        <w:t xml:space="preserve">        )</w:t>
+      </w:r>
+    </w:p>
+    <w:p>
+      <w:r>
+        <w:rPr>
+          <w:rFonts w:ascii="Consolas" w:hAnsi="Consolas"/>
+          <w:sz w:val="15"/>
+        </w:rPr>
+        <w:t xml:space="preserve">        return result, transition, validation</w:t>
+      </w:r>
+    </w:p>
+    <w:p>
+      <w:pPr>
+        <w:pStyle w:val="Heading2"/>
+      </w:pPr>
+      <w:r>
+        <w:t>22.3 What This Pattern Does Not Mean</w:t>
+      </w:r>
+    </w:p>
+    <w:p>
+      <w:pPr>
+        <w:pStyle w:val="ListBullet"/>
+      </w:pPr>
+      <w:r>
+        <w:t>The frozen runtime has not acquired a built-in generic function or tool registry.</w:t>
+      </w:r>
+    </w:p>
+    <w:p>
+      <w:pPr>
+        <w:pStyle w:val="ListBullet"/>
+      </w:pPr>
+      <w:r>
+        <w:t>The runtime does not automatically intercept arbitrary Python, HTTP, database, MCP, or agent tool calls.</w:t>
+      </w:r>
+    </w:p>
+    <w:p>
+      <w:pPr>
+        <w:pStyle w:val="ListBullet"/>
+      </w:pPr>
+      <w:r>
+        <w:t>Calling build_execution_license_from_cycle does not itself produce an external side effect.</w:t>
+      </w:r>
+    </w:p>
+    <w:p>
+      <w:pPr>
+        <w:pStyle w:val="ListBullet"/>
+      </w:pPr>
+      <w:r>
+        <w:t>The adapter must be the enforced call path. If application code can bypass it and call the external function directly, PV-PP is not governing that execution.</w:t>
+      </w:r>
+    </w:p>
+    <w:p>
+      <w:pPr>
+        <w:pStyle w:val="ListBullet"/>
+      </w:pPr>
+      <w:r>
+        <w:t>External results must be translated into truthful host observations and authoritative Layer-1 state changes; the adapter must not fabricate successful completion.</w:t>
+      </w:r>
+    </w:p>
+    <w:p>
+      <w:pPr>
+        <w:pStyle w:val="Heading2"/>
+      </w:pPr>
+      <w:r>
+        <w:t>22.4 Sidecar Versus Inline Mediation</w:t>
+      </w:r>
+    </w:p>
+    <w:p>
+      <w:r>
+        <w:t>A sidecar-style integration asks PV-PP for a decision and leaves the application free to perform a separate call afterward. An inline adapter uses the same frozen decision core but places the adapter in the mandatory call path: refusal stops dispatch, while a valid license permits the adapter to invoke the mapped host function. This is best described as inline mediation built around the frozen PV-PP decision runtime, not as a claim that v0.70 itself is a universal proxy.</w:t>
+      </w:r>
+    </w:p>
+    <w:p>
+      <w:pPr>
+        <w:pStyle w:val="Heading2"/>
+      </w:pPr>
+      <w:r>
+        <w:t>22.5 Extension Options</w:t>
+      </w:r>
+    </w:p>
+    <w:p>
+      <w:r>
+        <w:t>A production adapter can extend this pattern to synchronous or asynchronous Python callables, HTTP clients, database operations, agent tool calls, or other host-controlled effects. Those integrations should remain outside the frozen decision core unless a reproducible defect demonstrates that the common runtime interface itself is insufficient.</w:t>
+      </w:r>
+    </w:p>
+    <w:p>
+      <w:pPr>
+        <w:pStyle w:val="Heading1"/>
+      </w:pPr>
+      <w:r>
+        <w:t>23. Recommended Beta Package Layout After v0.4</w:t>
       </w:r>
     </w:p>
     <w:p>
@@ -2242,17 +2868,13 @@
         <w:shd w:fill="F2F2F2"/>
       </w:pPr>
       <w:r>
-        <w:rPr>
-          <w:rFonts w:ascii="Liberation Mono" w:hAnsi="Liberation Mono"/>
-          <w:sz w:val="15"/>
-        </w:rPr>
         <w:t>pvpp-runtime-v0.70/</w:t>
         <w:br/>
         <w:t xml:space="preserve">  pvpp_runtime/                 # frozen package</w:t>
         <w:br/>
         <w:t xml:space="preserve">  docs/</w:t>
         <w:br/>
-        <w:t xml:space="preserve">    PVPP_Volume_Six_Runtime_API_Reference_v0_3_....docx</w:t>
+        <w:t xml:space="preserve">    PVPP_Volume_Six_Runtime_API_Reference_v0_4_....docx</w:t>
         <w:br/>
         <w:t xml:space="preserve">  examples/</w:t>
         <w:br/>
@@ -2265,7 +2887,7 @@
     </w:p>
     <w:p>
       <w:r>
-        <w:t>The next high-value documentation step is installation/package layout plus a concise ten-minute getting-started section extracted from this example, followed by a fuller registration/type reference. A larger Small Economy reference application should remain later in the sequence; it is not the right first-contact example.</w:t>
+        <w:t>The next high-value documentation step is installation/package layout plus a concise ten-minute getting-started section extracted from the native example, followed by a fuller registration/type reference. A small executable execution-adapter example should accompany this section so developers can test inline mediation against an untouched v0.70 checkout. A larger Small Economy reference application should remain later in the sequence; it is not the right first-contact example.</w:t>
       </w:r>
     </w:p>
     <w:p>
@@ -2273,12 +2895,12 @@
         <w:pStyle w:val="Heading1"/>
       </w:pPr>
       <w:r>
-        <w:t>23. v0.3 Disposition</w:t>
+        <w:t>24. v0.4 Disposition</w:t>
       </w:r>
     </w:p>
     <w:p>
       <w:r>
-        <w:t>v0.3 establishes a code-tested developer path from frozen registered structure to typed perception, shared Q, the canonical cycle, Sigma selection, execution licensing, bounded epsilon, explicit host-owned Layer-1 transition, validation, and transition provenance. No runtime change was required. The example passed its dedicated tests and the complete v0.70 regression suite remained green. This supports continuing the public/beta documentation program from the frozen runtime outward rather than reopening runtime architecture.</w:t>
+        <w:t>v0.4 retains the code-tested v0.70-native developer path and adds a documented inline execution-adapter pattern. The pattern demonstrates how a host can place PV-PP decision licensing in the mandatory call path and dispatch a registered external callable only after licensing, while leaving actual external execution and Layer-1 mutation host-owned. No runtime source change is required, and Runtime Interface Freeze 1 remains unchanged.</w:t>
       </w:r>
     </w:p>
     <w:sectPr>
